--- a/grant/nbf-grant-application.docx
+++ b/grant/nbf-grant-application.docx
@@ -79,7 +79,7 @@
               <w:pStyle w:val="Compact"/>
             </w:pPr>
             <w:r>
-              <w:t xml:space="preserve">Closing the AI Literacy Gap: Scaffolding Equitable Participation in AI-Integrated Assessment</w:t>
+              <w:t xml:space="preserve">Scaffolding AI Interaction: A Low-Cost Intervention for Equitable Student Engagement</w:t>
             </w:r>
           </w:p>
         </w:tc>
@@ -394,7 +394,7 @@
               <w:pStyle w:val="Compact"/>
             </w:pPr>
             <w:r>
-              <w:t xml:space="preserve">Low SES students; first-in-family students</w:t>
+              <w:t xml:space="preserve">Low SES students (primary); first-in-family students (supplementary analysis)</w:t>
             </w:r>
           </w:p>
         </w:tc>
@@ -451,7 +451,7 @@
         <w:pStyle w:val="FirstParagraph"/>
       </w:pPr>
       <w:r>
-        <w:t xml:space="preserve">Australian universities are embedding AI tools in assessment at pace, but the skills required to use those tools effectively are not equally distributed. Students from low socioeconomic backgrounds and those who are first in their family to attend university have fewer informal support networks - peers, family, tutors, prior professional exposure - through which to develop productive AI interaction habits before they arrive. The structural logic suggests this should produce a gap in AI interaction quality, but no direct evidence currently confirms it. This study produces that evidence.</w:t>
+        <w:t xml:space="preserve">Australian universities are embedding AI tools in assessment, but the teaching practices needed to ensure all students use those tools productively have not kept pace. Students from low socioeconomic backgrounds have fewer informal support networks - peers, family, tutors, prior professional exposure - through which to develop productive AI interaction habits outside the classroom. The structural logic suggests this should produce a gap in AI interaction quality, but no direct evidence currently confirms it. This project implements a scalable teaching intervention and produces that evidence.</w:t>
       </w:r>
     </w:p>
     <w:p>
@@ -459,7 +459,7 @@
         <w:pStyle w:val="BodyText"/>
       </w:pPr>
       <w:r>
-        <w:t xml:space="preserve">Across structured lab sessions embedded in three or more collaborating units spanning multiple disciplines, students complete a discipline-relevant task using a supplied AI tool. Half receive a conversational nudge appended to every AI response; half do not. All students benefit from the scaffolded environment. The equity analysis tests whether the benefit is uniform or differential - whether students who had fewer prior scaffolding opportunities gain more from the in-class intervention than those who had more. Either finding is actionable and reportable against NBF equity cohorts; differential benefit would provide the first direct evidence that AI interaction quality varies by equity status in a controlled higher education setting.</w:t>
+        <w:t xml:space="preserve">In structured lab sessions embedded across three or more units spanning multiple disciplines, students complete a discipline-relevant task using a supplied AI chat tool. Half receive a conversational nudge - a single-line prompt appended to every AI response that invites them to push back, question, or dig deeper. Half do not. The nudge is grounded in the Conversation, Not Delegation framework (Borck, 2026): students who direct AI through active conversation produce better work and deeper learning than those who passively accept the first response. The nudge makes the conversational path structurally easier at the point where it matters most.</w:t>
       </w:r>
     </w:p>
     <w:p>
@@ -467,7 +467,7 @@
         <w:pStyle w:val="BodyText"/>
       </w:pPr>
       <w:r>
-        <w:t xml:space="preserve">The intervention is grounded in the Conversation, Not Delegation framework (Borck, 2026): the quality of AI-assisted work depends on whether the student is directing the AI through active conversation or passively accepting its output. Passive delegation to AI is not a neutral choice - when a student accepts a plausible but incorrect AI response without challenge, the result is worse than no AI assistance at all. The nudge makes the conversational path structurally easier, reducing the risk of uncritical acceptance at the point where it matters most.</w:t>
+        <w:t xml:space="preserve">The intervention is delivered to all students. The evaluation then asks whether the benefit is uniform or greater for students from low SES backgrounds - providing the first direct evidence on whether AI interaction quality varies by equity status. Either finding is actionable: uniform benefit confirms universal scaffolding works; differential benefit identifies where in-class support matters most.</w:t>
       </w:r>
     </w:p>
     <w:p>
@@ -475,7 +475,7 @@
         <w:pStyle w:val="BodyText"/>
       </w:pPr>
       <w:r>
-        <w:t xml:space="preserve">NBF funding supports session delivery, evaluation, cross-disciplinary scaling, and production of open-access resources.</w:t>
+        <w:t xml:space="preserve">The project produces an open-access resource pack - facilitation guide, nudge variants, task design principles, and survey instrument - so that any unit at Curtin or elsewhere can adopt the approach. NBF funding supports session delivery, evaluation, cross-disciplinary scaling, and resource production.</w:t>
       </w:r>
     </w:p>
     <w:p>
@@ -507,13 +507,13 @@
         <w:t xml:space="preserve">Suggested length: 300-400 words.</w:t>
       </w:r>
     </w:p>
-    <w:bookmarkStart w:id="21" w:name="X9e6c16e223dfd32d9a59920d2f71d6f42ef8ddb"/>
+    <w:bookmarkStart w:id="21" w:name="X6f4d15979b8de7480def569a8282b5c64e5e1d8"/>
     <w:p>
       <w:pPr>
         <w:pStyle w:val="Heading3"/>
       </w:pPr>
       <w:r>
-        <w:t xml:space="preserve">2.1 Universal Intervention, Equity-Focused Evaluation</w:t>
+        <w:t xml:space="preserve">2.1 A Teaching Practice for All Students, with Equity-Focused Evaluation</w:t>
       </w:r>
     </w:p>
     <w:p>
@@ -521,7 +521,7 @@
         <w:pStyle w:val="FirstParagraph"/>
       </w:pPr>
       <w:r>
-        <w:t xml:space="preserve">This project delivers its intervention to all students in participating lab sessions, regardless of equity cohort status. This is a deliberate design choice, not a limitation.</w:t>
+        <w:t xml:space="preserve">This project embeds a practical teaching intervention - conversational nudging - into existing lab sessions across multiple units. Every student benefits from the scaffolded environment. This is a deliberate design choice: the intervention improves teaching practice for the whole cohort, not only for identified equity groups.</w:t>
       </w:r>
     </w:p>
     <w:p>
@@ -529,25 +529,17 @@
         <w:pStyle w:val="BodyText"/>
       </w:pPr>
       <w:r>
-        <w:t xml:space="preserve">The structural logic for an equity gap in AI interaction quality is straightforward. Students from low SES backgrounds and those who are first in their family to attend university have fewer informal support networks - peers, family, tutors, prior professional exposure - through which to develop productive AI interaction habits outside the classroom (Stojanov et al., 2024; Kasneci et al., 2023). A student without those networks is more dependent on the classroom being the place where scaffolding occurs. When it is not, the gap compounds at every AI-integrated assessment task.</w:t>
-      </w:r>
-    </w:p>
-    <w:p>
-      <w:pPr>
-        <w:pStyle w:val="BodyText"/>
-      </w:pPr>
-      <w:r>
-        <w:t xml:space="preserve">However, no direct evidence currently confirms whether this structural disadvantage translates into measurable differences in how students interact with AI. That is precisely the question this study is designed to answer. The equity analysis tests whether the benefit of in-class scaffolding is uniform across all students or differential for those with fewer prior opportunities. Both findings are valuable: uniform benefit confirms universal scaffolding is sufficient; differential benefit identifies where the in-class intervention matters most - and provides the first direct evidence that AI interaction quality varies by equity cohort. Either way, the result is actionable and reported against NBF equity cohort flags.</w:t>
+        <w:t xml:space="preserve">The equity evaluation sits on top of this universal intervention. Students from low SES backgrounds have fewer informal support networks through which to develop productive AI interaction habits outside the classroom (Stojanov et al., 2024; Kasneci et al., 2023). A student without those networks is more dependent on the classroom being the place where scaffolding occurs. The structural logic for an equity gap is sound, but no direct evidence currently confirms whether it translates into measurable differences in AI interaction quality. This project produces that evidence - the first controlled test of whether in-class AI scaffolding benefits low SES students more than others, or whether the benefit is uniform. Either finding is actionable and directly reportable against NBF equity cohorts.</w:t>
       </w:r>
     </w:p>
     <w:bookmarkEnd w:id="21"/>
-    <w:bookmarkStart w:id="22" w:name="low-ses-students"/>
+    <w:bookmarkStart w:id="22" w:name="low-ses-students-primary-equity-cohort"/>
     <w:p>
       <w:pPr>
         <w:pStyle w:val="Heading3"/>
       </w:pPr>
       <w:r>
-        <w:t xml:space="preserve">2.2 Low SES Students</w:t>
+        <w:t xml:space="preserve">2.2 Low SES Students (Primary Equity Cohort)</w:t>
       </w:r>
     </w:p>
     <w:p>
@@ -555,17 +547,17 @@
         <w:pStyle w:val="FirstParagraph"/>
       </w:pPr>
       <w:r>
-        <w:t xml:space="preserve">[INSERT: Approximately X% of domestic students across the participating units are classified as low SES under the standard HEIMS measure.] Equity cohort identification will be applied analytically at the reporting stage using de-identified Curtin student data matched to session records. Purposive recruitment will actively encourage participation from low SES students through unit co-investigators.</w:t>
+        <w:t xml:space="preserve">[INSERT: Approximately X% of domestic students across the participating units are classified as low SES under the standard HEIMS measure.] Low SES status is the primary equity lens for this project, directly aligned with NBF eligibility criteria. Equity cohort identification is applied analytically at the reporting stage using de-identified Curtin student data matched to session records. Recruitment actively encourages participation from low SES students through unit co-investigators, varied session timing, and zero-cost participation (all equipment and tools provided).</w:t>
       </w:r>
     </w:p>
     <w:bookmarkEnd w:id="22"/>
-    <w:bookmarkStart w:id="23" w:name="first-in-family-students"/>
+    <w:bookmarkStart w:id="23" w:name="X2a5a12f72c52a1d1367fa35c1496b39ae31dbba"/>
     <w:p>
       <w:pPr>
         <w:pStyle w:val="Heading3"/>
       </w:pPr>
       <w:r>
-        <w:t xml:space="preserve">2.3 First-in-Family Students</w:t>
+        <w:t xml:space="preserve">2.3 First-in-Family Students (Supplementary Analysis)</w:t>
       </w:r>
     </w:p>
     <w:p>
@@ -573,7 +565,7 @@
         <w:pStyle w:val="FirstParagraph"/>
       </w:pPr>
       <w:r>
-        <w:t xml:space="preserve">[INSERT: Approximately X% of domestic students in the participating units are first in their family to attend university.] The same analytical approach applies: cohort flags are used for disaggregated reporting, not for differential treatment within the intervention itself.</w:t>
+        <w:t xml:space="preserve">[INSERT: Approximately X% of domestic students in the participating units are first in their family to attend university.] First-in-family status is included as a supplementary equity lens. The same structural argument applies: students without family experience of higher education may have fewer informal channels for developing AI interaction skills. Results are reported by first-in-family status alongside the primary low SES analysis.</w:t>
       </w:r>
     </w:p>
     <w:bookmarkEnd w:id="23"/>
@@ -595,13 +587,13 @@
       </w:r>
     </w:p>
     <w:bookmarkEnd w:id="24"/>
-    <w:bookmarkStart w:id="25" w:name="participation-and-attainment-outcomes"/>
+    <w:bookmarkStart w:id="25" w:name="student-life-stage-participation"/>
     <w:p>
       <w:pPr>
         <w:pStyle w:val="Heading3"/>
       </w:pPr>
       <w:r>
-        <w:t xml:space="preserve">2.5 Participation and Attainment Outcomes</w:t>
+        <w:t xml:space="preserve">2.5 Student Life Stage: Participation</w:t>
       </w:r>
     </w:p>
     <w:p>
@@ -609,7 +601,23 @@
         <w:pStyle w:val="FirstParagraph"/>
       </w:pPr>
       <w:r>
-        <w:t xml:space="preserve">The project measures both participation quality (depth and criticality of AI interaction as evidenced in conversation transcripts) and attainment outcomes (task completion quality scored against pre-specified rubrics). Equity-disaggregated reporting will directly support Curtin’s NBF reporting obligations from 2027 onward.</w:t>
+        <w:t xml:space="preserve">This project targets the</w:t>
+      </w:r>
+      <w:r>
+        <w:t xml:space="preserve"> </w:t>
+      </w:r>
+      <w:r>
+        <w:rPr>
+          <w:b/>
+          <w:bCs/>
+        </w:rPr>
+        <w:t xml:space="preserve">Participation</w:t>
+      </w:r>
+      <w:r>
+        <w:t xml:space="preserve"> </w:t>
+      </w:r>
+      <w:r>
+        <w:t xml:space="preserve">stage of the student life cycle - supporting engagement, progression, and retention during study. The intervention directly improves how students engage with AI-integrated assessment tasks, building productive habits that carry into subsequent units. The project measures both participation quality (depth and criticality of AI interaction) and attainment outcomes (task completion quality). Equity-disaggregated reporting supports Curtin’s NBF obligations from 2027 onward.</w:t>
       </w:r>
     </w:p>
     <w:p>
@@ -621,7 +629,7 @@
     </w:p>
     <w:bookmarkEnd w:id="25"/>
     <w:bookmarkEnd w:id="26"/>
-    <w:bookmarkStart w:id="27" w:name="background-and-rationale"/>
+    <w:bookmarkStart w:id="30" w:name="background-and-rationale"/>
     <w:p>
       <w:pPr>
         <w:pStyle w:val="Heading2"/>
@@ -642,12 +650,21 @@
         <w:t xml:space="preserve">Suggested length: 400-600 words.</w:t>
       </w:r>
     </w:p>
+    <w:bookmarkStart w:id="27" w:name="the-teaching-problem"/>
+    <w:p>
+      <w:pPr>
+        <w:pStyle w:val="Heading3"/>
+      </w:pPr>
+      <w:r>
+        <w:t xml:space="preserve">The teaching problem</w:t>
+      </w:r>
+    </w:p>
     <w:p>
       <w:pPr>
         <w:pStyle w:val="FirstParagraph"/>
       </w:pPr>
       <w:r>
-        <w:t xml:space="preserve">The integration of AI tools in higher education assessment creates a new form of structural disadvantage. When students submit AI-assisted work, the quality of that work depends substantially on the quality of their AI interaction - whether they engage conversationally and critically, or accept the first plausible response without pushback. Research consistently shows that passive AI use, while producing apparently coherent outputs, produces weaker learning and lower task quality than active engagement (Kasneci et al., 2023). Empirical analysis of student AI use patterns identifies a substantial subgroup of</w:t>
+        <w:t xml:space="preserve">Every unit that allows or encourages AI use in assessment faces the same challenge: some students treat AI as a conversation partner and produce better work as a result; others accept the first plausible response and move on. Research consistently shows that passive AI use produces weaker learning and lower task quality than active engagement (Kasneci et al., 2023). Empirical analysis of student AI use patterns identifies a substantial subgroup of</w:t>
       </w:r>
       <w:r>
         <w:t xml:space="preserve"> </w:t>
@@ -659,7 +676,7 @@
         <w:t xml:space="preserve"> </w:t>
       </w:r>
       <w:r>
-        <w:t xml:space="preserve">- students who use AI primarily to generate output rather than to support thinking - as a distinct and measurable behaviour type that persists across contexts (Stojanov et al., 2024). Mollick and Mollick (2023) identify the same pattern and argue that the central pedagogical challenge is keeping students as the active</w:t>
+        <w:t xml:space="preserve">who use AI to generate output rather than to support thinking (Stojanov et al., 2024). Mollick and Mollick (2023) identify the same pattern and argue that keeping students as the active</w:t>
       </w:r>
       <w:r>
         <w:t xml:space="preserve"> </w:t>
@@ -671,7 +688,7 @@
         <w:t xml:space="preserve"> </w:t>
       </w:r>
       <w:r>
-        <w:t xml:space="preserve">rather than passive recipients of AI-generated content.</w:t>
+        <w:t xml:space="preserve">is the central pedagogical challenge.</w:t>
       </w:r>
     </w:p>
     <w:p>
@@ -679,7 +696,25 @@
         <w:pStyle w:val="BodyText"/>
       </w:pPr>
       <w:r>
-        <w:t xml:space="preserve">Passive delegation carries a risk that is more serious than simply producing shallow work. A student who accepts a plausible but incorrect AI response without challenge has not just missed a learning opportunity - they have incorporated misinformation into their understanding and their output with a degree of confidence they would not have from simply not knowing. In this sense, uncritical AI delegation may produce worse outcomes than no AI use at all. This is particularly consequential in disciplines where factual accuracy, procedural correctness, or evidence-based reasoning are directly assessed. The nudge intervention is designed to create the friction that surfaces these errors before they are accepted and acted upon.</w:t>
+        <w:t xml:space="preserve">The risk is more serious than shallow work. A student who accepts a plausible but incorrect AI response has incorporated misinformation with a degree of confidence they would not have from simply not knowing. Uncritical AI delegation may produce worse outcomes than no AI use at all. The nudge intervention creates the friction that surfaces these errors before they are accepted.</w:t>
+      </w:r>
+    </w:p>
+    <w:bookmarkEnd w:id="27"/>
+    <w:bookmarkStart w:id="28" w:name="a-practical-response"/>
+    <w:p>
+      <w:pPr>
+        <w:pStyle w:val="Heading3"/>
+      </w:pPr>
+      <w:r>
+        <w:t xml:space="preserve">A practical response</w:t>
+      </w:r>
+    </w:p>
+    <w:p>
+      <w:pPr>
+        <w:pStyle w:val="FirstParagraph"/>
+      </w:pPr>
+      <w:r>
+        <w:t xml:space="preserve">The Conversation, Not Delegation framework (Borck, 2026) operationalises this distinction for teaching practice. Conversation treats AI as a thinking partner; delegation treats it as an answer machine. The difference is not about tool choice or model quality - a student engaging conversationally with a less capable model may learn more than one delegating passively to a frontier model.</w:t>
       </w:r>
     </w:p>
     <w:p>
@@ -687,7 +722,7 @@
         <w:pStyle w:val="BodyText"/>
       </w:pPr>
       <w:r>
-        <w:t xml:space="preserve">The Conversation, Not Delegation framework (Borck, 2026) names and operationalises this distinction for the higher education teaching context. Conversation treats AI as a thinking partner: the student directs, challenges, and refines through iterative dialogue. Delegation treats AI as an answer machine: the student submits, accepts, and moves on. The difference is not about tool choice or model quality - a student engaging conversationally with a less capable model may produce better learning outcomes than a student delegating passively to a frontier model.</w:t>
+        <w:t xml:space="preserve">The intervention is deliberately minimal: a single-line prompt appended to each AI response that makes the conversational path easier to take. It requires no curriculum redesign, no additional class time, and no AI expertise from the teaching team. It works within existing lab sessions using a supplied chat tool. This makes it immediately adoptable by any unit that uses AI in structured tasks.</w:t>
       </w:r>
     </w:p>
     <w:p>
@@ -695,15 +730,25 @@
         <w:pStyle w:val="BodyText"/>
       </w:pPr>
       <w:r>
-        <w:t xml:space="preserve">Prior work on guided versus unguided LLM use confirms that structured engagement consistently outperforms unstructured use, with effects on task quality and academic engagement most pronounced when scaffolding is built into the task design rather than left to student initiative (Frontiers in Psychology, 2025). The theoretical foundation is well-established: Vygotsky’s (1978) scaffolding framework argues that structured support within a learner’s zone of proximal development enables capability development that does not occur without it; Laurillard’s (2002) conversational framework extends this specifically to iterative dialogue as the mechanism of learning. The nudge intervention applies both principles at the interface level - a minimal structural scaffold that makes the conversational path easier to take, without mandating it (Thaler and Sunstein, 2008).</w:t>
-      </w:r>
-    </w:p>
-    <w:p>
-      <w:pPr>
-        <w:pStyle w:val="BodyText"/>
-      </w:pPr>
-      <w:r>
-        <w:t xml:space="preserve">The current project builds on infrastructure already in place. The CloudCore Networks environment - a locally-hosted AI simulation used in ISYS6018 - provides a proven model for AI-mediated task design with automatic transcript logging. The keep-asking project (github.com/michael-borck/keep-asking) documents the full experimental design and HREC pathway. The present grant extends this work to a cross-disciplinary, controlled lab session design chosen to produce cleaner causal evidence within the project timeline.</w:t>
+        <w:t xml:space="preserve">Prior work confirms that structured engagement consistently outperforms unstructured use, with effects most pronounced when scaffolding is built into the task design rather than left to student initiative (Frontiers in Psychology, 2025). The theoretical foundation draws on Vygotsky’s (1978) scaffolding framework and Laurillard’s (2002) conversational framework, applied at the interface level as a behavioural nudge (Thaler and Sunstein, 2008).</w:t>
+      </w:r>
+    </w:p>
+    <w:bookmarkEnd w:id="28"/>
+    <w:bookmarkStart w:id="29" w:name="readiness"/>
+    <w:p>
+      <w:pPr>
+        <w:pStyle w:val="Heading3"/>
+      </w:pPr>
+      <w:r>
+        <w:t xml:space="preserve">Readiness</w:t>
+      </w:r>
+    </w:p>
+    <w:p>
+      <w:pPr>
+        <w:pStyle w:val="FirstParagraph"/>
+      </w:pPr>
+      <w:r>
+        <w:t xml:space="preserve">The project builds on infrastructure already in place. The CloudCore Networks environment, used in ISYS6018, provides a proven model for AI-mediated task design with automatic transcript logging. The keep-asking project (github.com/michael-borck/keep-asking) documents the full design and HREC pathway. A working prototype of the nudge tool is already deployed and testable. This grant extends the approach to a cross-disciplinary implementation with rigorous evaluation.</w:t>
       </w:r>
     </w:p>
     <w:p>
@@ -713,8 +758,9 @@
         </w:pict>
       </w:r>
     </w:p>
-    <w:bookmarkEnd w:id="27"/>
-    <w:bookmarkStart w:id="34" w:name="project-description"/>
+    <w:bookmarkEnd w:id="29"/>
+    <w:bookmarkEnd w:id="30"/>
+    <w:bookmarkStart w:id="37" w:name="project-description"/>
     <w:p>
       <w:pPr>
         <w:pStyle w:val="Heading2"/>
@@ -735,7 +781,7 @@
         <w:t xml:space="preserve">Suggested length: 500-700 words.</w:t>
       </w:r>
     </w:p>
-    <w:bookmarkStart w:id="28" w:name="the-intervention"/>
+    <w:bookmarkStart w:id="31" w:name="the-intervention"/>
     <w:p>
       <w:pPr>
         <w:pStyle w:val="Heading3"/>
@@ -820,8 +866,8 @@
         <w:t xml:space="preserve">The AI interface is provided and configured by the research team. Students use lab computers; no personal account or device is required. The environment is zero-cost to students.</w:t>
       </w:r>
     </w:p>
-    <w:bookmarkEnd w:id="28"/>
-    <w:bookmarkStart w:id="29" w:name="the-conversational-nudge"/>
+    <w:bookmarkEnd w:id="31"/>
+    <w:bookmarkStart w:id="32" w:name="the-conversational-nudge"/>
     <w:p>
       <w:pPr>
         <w:pStyle w:val="Heading3"/>
@@ -894,8 +940,8 @@
         <w:t xml:space="preserve">. Grounded in behavioural scaffolding principles (Thaler and Sunstein, 2008), each variant reduces the cognitive cost of continuing the conversation by making the next action explicit - without directing or constraining the student’s response. The primary analysis treats all variants as equivalent (any nudge vs no nudge).</w:t>
       </w:r>
     </w:p>
-    <w:bookmarkEnd w:id="29"/>
-    <w:bookmarkStart w:id="30" w:name="ai-infrastructure-and-model-choice"/>
+    <w:bookmarkEnd w:id="32"/>
+    <w:bookmarkStart w:id="33" w:name="ai-infrastructure-and-model-choice"/>
     <w:p>
       <w:pPr>
         <w:pStyle w:val="Heading3"/>
@@ -912,14 +958,22 @@
         <w:t xml:space="preserve">All sessions use a frontier-class AI model (Claude or GPT-4 class) accessed via API. This is a deliberate design choice: to isolate the effect of the nudge on interaction behaviour and task outcomes, the underlying model must be capable enough that variation in output quality reflects student interaction rather than model limitations. Using a weak or outdated model would confound the primary finding - any difference in output quality could be attributable to model failure rather than interaction pattern.</w:t>
       </w:r>
     </w:p>
-    <w:bookmarkEnd w:id="30"/>
-    <w:bookmarkStart w:id="31" w:name="measures"/>
+    <w:bookmarkEnd w:id="33"/>
+    <w:bookmarkStart w:id="34" w:name="how-we-know-it-works"/>
     <w:p>
       <w:pPr>
         <w:pStyle w:val="Heading3"/>
       </w:pPr>
       <w:r>
-        <w:t xml:space="preserve">4.4 Measures</w:t>
+        <w:t xml:space="preserve">4.4 How We Know It Works</w:t>
+      </w:r>
+    </w:p>
+    <w:p>
+      <w:pPr>
+        <w:pStyle w:val="FirstParagraph"/>
+      </w:pPr>
+      <w:r>
+        <w:t xml:space="preserve">The evaluation measures whether the nudge changes how students interact with AI and whether that change improves their work.</w:t>
       </w:r>
     </w:p>
     <w:tbl>
@@ -930,9 +984,9 @@
         <w:tblLook w:firstRow="1" w:lastRow="0" w:firstColumn="0" w:lastColumn="0" w:noHBand="0" w:noVBand="0" w:val="0020"/>
       </w:tblPr>
       <w:tblGrid>
-        <w:gridCol w:w="2851"/>
-        <w:gridCol w:w="2534"/>
-        <w:gridCol w:w="2534"/>
+        <w:gridCol w:w="4693"/>
+        <w:gridCol w:w="1466"/>
+        <w:gridCol w:w="1760"/>
       </w:tblGrid>
       <w:tr>
         <w:trPr>
@@ -945,29 +999,29 @@
               <w:pStyle w:val="Compact"/>
             </w:pPr>
             <w:r>
-              <w:t xml:space="preserve">Measure</w:t>
-            </w:r>
-          </w:p>
-        </w:tc>
-        <w:tc>
-          <w:tcPr/>
-          <w:p>
-            <w:pPr>
-              <w:pStyle w:val="Compact"/>
-            </w:pPr>
-            <w:r>
-              <w:t xml:space="preserve">Method</w:t>
-            </w:r>
-          </w:p>
-        </w:tc>
-        <w:tc>
-          <w:tcPr/>
-          <w:p>
-            <w:pPr>
-              <w:pStyle w:val="Compact"/>
-            </w:pPr>
-            <w:r>
-              <w:t xml:space="preserve">Timing</w:t>
+              <w:t xml:space="preserve">What we measure</w:t>
+            </w:r>
+          </w:p>
+        </w:tc>
+        <w:tc>
+          <w:tcPr/>
+          <w:p>
+            <w:pPr>
+              <w:pStyle w:val="Compact"/>
+            </w:pPr>
+            <w:r>
+              <w:t xml:space="preserve">How</w:t>
+            </w:r>
+          </w:p>
+        </w:tc>
+        <w:tc>
+          <w:tcPr/>
+          <w:p>
+            <w:pPr>
+              <w:pStyle w:val="Compact"/>
+            </w:pPr>
+            <w:r>
+              <w:t xml:space="preserve">When</w:t>
             </w:r>
           </w:p>
         </w:tc>
@@ -980,29 +1034,29 @@
               <w:pStyle w:val="Compact"/>
             </w:pPr>
             <w:r>
-              <w:t xml:space="preserve">Conversation depth</w:t>
-            </w:r>
-          </w:p>
-        </w:tc>
-        <w:tc>
-          <w:tcPr/>
-          <w:p>
-            <w:pPr>
-              <w:pStyle w:val="Compact"/>
-            </w:pPr>
-            <w:r>
-              <w:t xml:space="preserve">Turn count per session, by condition</w:t>
-            </w:r>
-          </w:p>
-        </w:tc>
-        <w:tc>
-          <w:tcPr/>
-          <w:p>
-            <w:pPr>
-              <w:pStyle w:val="Compact"/>
-            </w:pPr>
-            <w:r>
-              <w:t xml:space="preserve">Automatic log analysis</w:t>
+              <w:t xml:space="preserve">Did students engage more deeply?</w:t>
+            </w:r>
+          </w:p>
+        </w:tc>
+        <w:tc>
+          <w:tcPr/>
+          <w:p>
+            <w:pPr>
+              <w:pStyle w:val="Compact"/>
+            </w:pPr>
+            <w:r>
+              <w:t xml:space="preserve">Turn count and behavioural coding of transcripts</w:t>
+            </w:r>
+          </w:p>
+        </w:tc>
+        <w:tc>
+          <w:tcPr/>
+          <w:p>
+            <w:pPr>
+              <w:pStyle w:val="Compact"/>
+            </w:pPr>
+            <w:r>
+              <w:t xml:space="preserve">Automatic logging + post-session coding</w:t>
             </w:r>
           </w:p>
         </w:tc>
@@ -1015,29 +1069,29 @@
               <w:pStyle w:val="Compact"/>
             </w:pPr>
             <w:r>
-              <w:t xml:space="preserve">Follow-up quality</w:t>
-            </w:r>
-          </w:p>
-        </w:tc>
-        <w:tc>
-          <w:tcPr/>
-          <w:p>
-            <w:pPr>
-              <w:pStyle w:val="Compact"/>
-            </w:pPr>
-            <w:r>
-              <w:t xml:space="preserve">Behavioural coding: specificity, criticality, challenge</w:t>
-            </w:r>
-          </w:p>
-        </w:tc>
-        <w:tc>
-          <w:tcPr/>
-          <w:p>
-            <w:pPr>
-              <w:pStyle w:val="Compact"/>
-            </w:pPr>
-            <w:r>
-              <w:t xml:space="preserve">Post-session (RA full coverage; co-investigator calibration sample)</w:t>
+              <w:t xml:space="preserve">Did the quality of interaction improve?</w:t>
+            </w:r>
+          </w:p>
+        </w:tc>
+        <w:tc>
+          <w:tcPr/>
+          <w:p>
+            <w:pPr>
+              <w:pStyle w:val="Compact"/>
+            </w:pPr>
+            <w:r>
+              <w:t xml:space="preserve">Coding for follow-up questions, challenges, and new ideas introduced</w:t>
+            </w:r>
+          </w:p>
+        </w:tc>
+        <w:tc>
+          <w:tcPr/>
+          <w:p>
+            <w:pPr>
+              <w:pStyle w:val="Compact"/>
+            </w:pPr>
+            <w:r>
+              <w:t xml:space="preserve">RA codes all transcripts; co-investigators validate a sample from their unit</w:t>
             </w:r>
           </w:p>
         </w:tc>
@@ -1050,29 +1104,29 @@
               <w:pStyle w:val="Compact"/>
             </w:pPr>
             <w:r>
-              <w:t xml:space="preserve">Task completion quality</w:t>
-            </w:r>
-          </w:p>
-        </w:tc>
-        <w:tc>
-          <w:tcPr/>
-          <w:p>
-            <w:pPr>
-              <w:pStyle w:val="Compact"/>
-            </w:pPr>
-            <w:r>
-              <w:t xml:space="preserve">Rubric score on task output</w:t>
-            </w:r>
-          </w:p>
-        </w:tc>
-        <w:tc>
-          <w:tcPr/>
-          <w:p>
-            <w:pPr>
-              <w:pStyle w:val="Compact"/>
-            </w:pPr>
-            <w:r>
-              <w:t xml:space="preserve">Post-session (co-investigators, by unit)</w:t>
+              <w:t xml:space="preserve">Did task outputs improve?</w:t>
+            </w:r>
+          </w:p>
+        </w:tc>
+        <w:tc>
+          <w:tcPr/>
+          <w:p>
+            <w:pPr>
+              <w:pStyle w:val="Compact"/>
+            </w:pPr>
+            <w:r>
+              <w:t xml:space="preserve">Rubric scoring by co-investigators</w:t>
+            </w:r>
+          </w:p>
+        </w:tc>
+        <w:tc>
+          <w:tcPr/>
+          <w:p>
+            <w:pPr>
+              <w:pStyle w:val="Compact"/>
+            </w:pPr>
+            <w:r>
+              <w:t xml:space="preserve">Post-session</w:t>
             </w:r>
           </w:p>
         </w:tc>
@@ -1085,18 +1139,18 @@
               <w:pStyle w:val="Compact"/>
             </w:pPr>
             <w:r>
-              <w:t xml:space="preserve">Confidence calibration</w:t>
-            </w:r>
-          </w:p>
-        </w:tc>
-        <w:tc>
-          <w:tcPr/>
-          <w:p>
-            <w:pPr>
-              <w:pStyle w:val="Compact"/>
-            </w:pPr>
-            <w:r>
-              <w:t xml:space="preserve">Self-reported confidence vs. actual performance</w:t>
+              <w:t xml:space="preserve">Are students aware of their own habits?</w:t>
+            </w:r>
+          </w:p>
+        </w:tc>
+        <w:tc>
+          <w:tcPr/>
+          <w:p>
+            <w:pPr>
+              <w:pStyle w:val="Compact"/>
+            </w:pPr>
+            <w:r>
+              <w:t xml:space="preserve">Self-reported confidence vs actual performance</w:t>
             </w:r>
           </w:p>
         </w:tc>
@@ -1120,29 +1174,29 @@
               <w:pStyle w:val="Compact"/>
             </w:pPr>
             <w:r>
-              <w:t xml:space="preserve">Equity disaggregation</w:t>
-            </w:r>
-          </w:p>
-        </w:tc>
-        <w:tc>
-          <w:tcPr/>
-          <w:p>
-            <w:pPr>
-              <w:pStyle w:val="Compact"/>
-            </w:pPr>
-            <w:r>
-              <w:t xml:space="preserve">All measures by SES flag and first-in-family status</w:t>
-            </w:r>
-          </w:p>
-        </w:tc>
-        <w:tc>
-          <w:tcPr/>
-          <w:p>
-            <w:pPr>
-              <w:pStyle w:val="Compact"/>
-            </w:pPr>
-            <w:r>
-              <w:t xml:space="preserve">Post-session linkage via student number; de-identified before analysis</w:t>
+              <w:t xml:space="preserve">Does the benefit differ by equity status?</w:t>
+            </w:r>
+          </w:p>
+        </w:tc>
+        <w:tc>
+          <w:tcPr/>
+          <w:p>
+            <w:pPr>
+              <w:pStyle w:val="Compact"/>
+            </w:pPr>
+            <w:r>
+              <w:t xml:space="preserve">All measures disaggregated by low SES flag</w:t>
+            </w:r>
+          </w:p>
+        </w:tc>
+        <w:tc>
+          <w:tcPr/>
+          <w:p>
+            <w:pPr>
+              <w:pStyle w:val="Compact"/>
+            </w:pPr>
+            <w:r>
+              <w:t xml:space="preserve">De-identified linkage via student number; destroyed after matching</w:t>
             </w:r>
           </w:p>
         </w:tc>
@@ -1153,17 +1207,25 @@
         <w:pStyle w:val="BodyText"/>
       </w:pPr>
       <w:r>
-        <w:rPr>
-          <w:b/>
-          <w:bCs/>
-        </w:rPr>
-        <w:t xml:space="preserve">Coding approach.</w:t>
-      </w:r>
-      <w:r>
-        <w:t xml:space="preserve"> </w:t>
-      </w:r>
-      <w:r>
-        <w:t xml:space="preserve">The RA codes 100% of transcripts (Turn 2 onward; Turn 1 is excluded as it cannot be a follow-up, challenge, or extension) on three behavioural dimensions that do not require disciplinary knowledge: Follow-Up, Challenge, and Extension. Delegation is derived in analysis as the absence of all three. Results are reported using both an unweighted score (FU + CH + EX) and a challenge-weighted score (FU + 2xCH + EX), since the nudge directly targets challenge behaviour. These dimensions are structural and context-independent.</w:t>
+        <w:t xml:space="preserve">A casual RA codes all transcripts on three simple behavioural dimensions (follow-up, challenge, extension) that do not require disciplinary knowledge. Each co-investigator independently codes a sample from their own unit to validate consistency. This approach keeps the evaluation rigorous without requiring specialist research training from the teaching team.</w:t>
+      </w:r>
+    </w:p>
+    <w:bookmarkEnd w:id="34"/>
+    <w:bookmarkStart w:id="35" w:name="recruitment"/>
+    <w:p>
+      <w:pPr>
+        <w:pStyle w:val="Heading3"/>
+      </w:pPr>
+      <w:r>
+        <w:t xml:space="preserve">4.5 Recruitment</w:t>
+      </w:r>
+    </w:p>
+    <w:p>
+      <w:pPr>
+        <w:pStyle w:val="FirstParagraph"/>
+      </w:pPr>
+      <w:r>
+        <w:t xml:space="preserve">Each co-investigator recruits students from their unit cohort. Recruitment actively encourages participation from low SES students. Session timing will be varied to accommodate students with work or caring commitments. Participation is voluntary and does not affect unit grades.</w:t>
       </w:r>
     </w:p>
     <w:p>
@@ -1171,37 +1233,11 @@
         <w:pStyle w:val="BodyText"/>
       </w:pPr>
       <w:r>
-        <w:t xml:space="preserve">Each co-investigator independently codes a 20-30% calibration sample from their own unit’s transcripts, applying the same scheme. Cohen’s kappa is calculated per unit between the RA’s codes and the co-investigator’s codes on that sample. Where they agree, the RA’s full coverage is validated. Where they diverge, the lead investigator adjudicates - recognising that some divergences reflect genuine domain knowledge adding interpretive value rather than coding error. Any kappa below 0.70 on the behavioural dimensions triggers coding scheme revision before proceeding to full analysis.</w:t>
-      </w:r>
-    </w:p>
-    <w:bookmarkEnd w:id="31"/>
-    <w:bookmarkStart w:id="32" w:name="recruitment"/>
-    <w:p>
-      <w:pPr>
-        <w:pStyle w:val="Heading3"/>
-      </w:pPr>
-      <w:r>
-        <w:t xml:space="preserve">4.5 Recruitment</w:t>
-      </w:r>
-    </w:p>
-    <w:p>
-      <w:pPr>
-        <w:pStyle w:val="FirstParagraph"/>
-      </w:pPr>
-      <w:r>
-        <w:t xml:space="preserve">Each co-investigator recruits students from their unit cohort. Recruitment actively encourages participation from students identifying as low SES or first-in-family. Session timing will be varied to accommodate students with work or caring commitments. Participation is voluntary and does not affect unit grades.</w:t>
-      </w:r>
-    </w:p>
-    <w:p>
-      <w:pPr>
-        <w:pStyle w:val="BodyText"/>
-      </w:pPr>
-      <w:r>
         <w:t xml:space="preserve">Target sample: Three confirmed units with a combined enrolment of approximately 300 students (ISYS6018 ~50, MGMT6076 ~30, MKTG1000 ~220). Participation is voluntary; estimated 100-200 participants depending on uptake. A power analysis will be completed once co-investigator units and cohort sizes are confirmed.</w:t>
       </w:r>
     </w:p>
-    <w:bookmarkEnd w:id="32"/>
-    <w:bookmarkStart w:id="33" w:name="ethics-and-data-de-identification"/>
+    <w:bookmarkEnd w:id="35"/>
+    <w:bookmarkStart w:id="36" w:name="ethics-and-data-de-identification"/>
     <w:p>
       <w:pPr>
         <w:pStyle w:val="Heading3"/>
@@ -1263,7 +1299,7 @@
         </w:numPr>
       </w:pPr>
       <w:r>
-        <w:t xml:space="preserve">After data collection closes, the linkage table is used to match equity flags (low SES, first-in-family status) from Curtin’s student information system (SIMS) to session codes.</w:t>
+        <w:t xml:space="preserve">After data collection closes, the linkage table is used to match equity flags (low SES status, and first-in-family status for supplementary analysis) from Curtin’s student information system (SIMS) to session codes.</w:t>
       </w:r>
     </w:p>
     <w:p>
@@ -1305,9 +1341,9 @@
         </w:pict>
       </w:r>
     </w:p>
-    <w:bookmarkEnd w:id="33"/>
-    <w:bookmarkEnd w:id="34"/>
-    <w:bookmarkStart w:id="35" w:name="expected-outcomes-and-impact"/>
+    <w:bookmarkEnd w:id="36"/>
+    <w:bookmarkEnd w:id="37"/>
+    <w:bookmarkStart w:id="38" w:name="expected-outcomes-and-impact"/>
     <w:p>
       <w:pPr>
         <w:pStyle w:val="Heading2"/>
@@ -1333,7 +1369,7 @@
         <w:pStyle w:val="FirstParagraph"/>
       </w:pPr>
       <w:r>
-        <w:t xml:space="preserve">By the end of 2026, this project will deliver:</w:t>
+        <w:t xml:space="preserve">By the end of the project, this initiative will deliver:</w:t>
       </w:r>
     </w:p>
     <w:p>
@@ -1345,7 +1381,7 @@
           <w:b/>
           <w:bCs/>
         </w:rPr>
-        <w:t xml:space="preserve">Primary outcomes</w:t>
+        <w:t xml:space="preserve">For teaching practice</w:t>
       </w:r>
     </w:p>
     <w:p>
@@ -1357,7 +1393,7 @@
         </w:numPr>
       </w:pPr>
       <w:r>
-        <w:t xml:space="preserve">Rigorous evaluation evidence on whether conversational nudging improves participation quality and task outcomes across student cohorts, with equity-disaggregated results distinguishing between uniform benefit and differential benefit by SES and first-in-family status. Either finding is actionable: uniform benefit confirms universal scaffolding is sufficient; differential benefit identifies where the in-class intervention makes the greatest difference.</w:t>
+        <w:t xml:space="preserve">A tested, low-cost scaffolding approach that any unit can adopt: one chat tool, one nudge, no curriculum redesign required. If it works, it is immediately scalable across Curtin and the sector.</w:t>
       </w:r>
     </w:p>
     <w:p>
@@ -1369,7 +1405,7 @@
         </w:numPr>
       </w:pPr>
       <w:r>
-        <w:t xml:space="preserve">A cross-disciplinary implementation tested across at least three units and two discipline areas, demonstrating generalisability of the intervention beyond any single teaching context.</w:t>
+        <w:t xml:space="preserve">An open-access resource pack - session facilitation guide, nudge variants, task design principles, exit survey instrument - freely available for adoption. Any teaching team can run the same intervention in their own units.</w:t>
       </w:r>
     </w:p>
     <w:p>
@@ -1381,7 +1417,19 @@
         </w:numPr>
       </w:pPr>
       <w:r>
-        <w:t xml:space="preserve">An open-access AI scaffolding resource pack - session facilitation guide, nudge variants, task design principles, exit survey instrument - freely available for adoption across Curtin and externally.</w:t>
+        <w:t xml:space="preserve">A cross-disciplinary implementation tested across three or four units spanning multiple discipline areas, demonstrating the approach works beyond any single teaching context.</w:t>
+      </w:r>
+    </w:p>
+    <w:p>
+      <w:pPr>
+        <w:pStyle w:val="FirstParagraph"/>
+      </w:pPr>
+      <w:r>
+        <w:rPr>
+          <w:b/>
+          <w:bCs/>
+        </w:rPr>
+        <w:t xml:space="preserve">For equity and NBF reporting</w:t>
       </w:r>
     </w:p>
     <w:p>
@@ -1389,11 +1437,11 @@
         <w:pStyle w:val="Compact"/>
         <w:numPr>
           <w:ilvl w:val="0"/>
-          <w:numId w:val="1003"/>
+          <w:numId w:val="1004"/>
         </w:numPr>
       </w:pPr>
       <w:r>
-        <w:t xml:space="preserve">A peer-reviewed paper submitted to ACIS 2027, positioning Curtin as a contributor to the national conversation on equitable AI-integrated assessment.</w:t>
+        <w:t xml:space="preserve">The first direct evidence on whether in-class AI scaffolding benefits low SES students more than others, or whether the benefit is uniform. Either finding is actionable: uniform benefit confirms universal scaffolding is sufficient; differential benefit identifies where in-class support matters most.</w:t>
       </w:r>
     </w:p>
     <w:p>
@@ -1401,11 +1449,35 @@
         <w:pStyle w:val="Compact"/>
         <w:numPr>
           <w:ilvl w:val="0"/>
-          <w:numId w:val="1003"/>
+          <w:numId w:val="1004"/>
         </w:numPr>
       </w:pPr>
       <w:r>
         <w:t xml:space="preserve">Equity-disaggregated outcome data suitable for Curtin’s NBF reporting requirements from 2027 onward.</w:t>
+      </w:r>
+    </w:p>
+    <w:p>
+      <w:pPr>
+        <w:pStyle w:val="FirstParagraph"/>
+      </w:pPr>
+      <w:r>
+        <w:rPr>
+          <w:b/>
+          <w:bCs/>
+        </w:rPr>
+        <w:t xml:space="preserve">For the scholarly record</w:t>
+      </w:r>
+    </w:p>
+    <w:p>
+      <w:pPr>
+        <w:pStyle w:val="Compact"/>
+        <w:numPr>
+          <w:ilvl w:val="0"/>
+          <w:numId w:val="1005"/>
+        </w:numPr>
+      </w:pPr>
+      <w:r>
+        <w:t xml:space="preserve">A peer-reviewed paper submitted to ACIS 2027, positioning Curtin as a contributor to the national conversation on equitable AI-integrated assessment.</w:t>
       </w:r>
     </w:p>
     <w:p>
@@ -1425,78 +1497,12 @@
         <w:pStyle w:val="BodyText"/>
       </w:pPr>
       <w:r>
-        <w:t xml:space="preserve">The infrastructure, instruments, ethics framework, and research team established by this project will be in place at the end of 2026, ready for follow-on studies. Potential directions include:</w:t>
-      </w:r>
-    </w:p>
-    <w:p>
-      <w:pPr>
-        <w:pStyle w:val="Compact"/>
-        <w:numPr>
-          <w:ilvl w:val="0"/>
-          <w:numId w:val="1004"/>
-        </w:numPr>
-      </w:pPr>
-      <w:r>
-        <w:rPr>
-          <w:b/>
-          <w:bCs/>
-        </w:rPr>
-        <w:t xml:space="preserve">Model quality vs conversation quality:</w:t>
-      </w:r>
-      <w:r>
-        <w:t xml:space="preserve"> </w:t>
-      </w:r>
-      <w:r>
-        <w:t xml:space="preserve">Does scaffolded interaction with a less capable local model produce outcomes comparable to unscaffolded use of a frontier model? If so, the equity implication shifts from access to better models toward access to better interaction habits.</w:t>
-      </w:r>
-    </w:p>
-    <w:p>
-      <w:pPr>
-        <w:pStyle w:val="Compact"/>
-        <w:numPr>
-          <w:ilvl w:val="0"/>
-          <w:numId w:val="1004"/>
-        </w:numPr>
-      </w:pPr>
-      <w:r>
-        <w:rPr>
-          <w:b/>
-          <w:bCs/>
-        </w:rPr>
-        <w:t xml:space="preserve">Persistence:</w:t>
-      </w:r>
-      <w:r>
-        <w:t xml:space="preserve"> </w:t>
-      </w:r>
-      <w:r>
-        <w:t xml:space="preserve">Does the nudge effect carry over into independent AI use after the scaffolded session, or does it require ongoing structural support?</w:t>
-      </w:r>
-    </w:p>
-    <w:p>
-      <w:pPr>
-        <w:pStyle w:val="Compact"/>
-        <w:numPr>
-          <w:ilvl w:val="0"/>
-          <w:numId w:val="1004"/>
-        </w:numPr>
-      </w:pPr>
-      <w:r>
-        <w:rPr>
-          <w:b/>
-          <w:bCs/>
-        </w:rPr>
-        <w:t xml:space="preserve">Task framing and hallucination risk:</w:t>
-      </w:r>
-      <w:r>
-        <w:t xml:space="preserve"> </w:t>
-      </w:r>
-      <w:r>
-        <w:t xml:space="preserve">The current study uses conversational tasks (developing a recommendation through iterative dialogue). A follow-on study could compare these against retrieval-framed tasks - tasks that appear to require factual recall. LLMs do not retrieve facts; they interpolate from training data, making confident but potentially incorrect responses most likely in retrieval contexts. Students are least likely to challenge these responses because they look authoritative. If the nudge is most effective on retrieval-framed tasks, that would identify the specific interaction pattern where scaffolding matters most and where uncritical delegation carries the greatest risk of incorporating misinformation.</w:t>
-      </w:r>
-    </w:p>
-    <w:p>
-      <w:pPr>
-        <w:pStyle w:val="FirstParagraph"/>
+        <w:t xml:space="preserve">The infrastructure, instruments, ethics framework, and teaching team established by this project will be in place for follow-on work. Potential directions include: whether the nudge effect persists into independent AI use; whether scaffolded interaction with a less capable local model matches unscaffolded use of a frontier model (shifting the equity question from access to interaction habits); and whether the effect is strongest on tasks where AI is most likely to produce confidently wrong answers.</w:t>
+      </w:r>
+    </w:p>
+    <w:p>
+      <w:pPr>
+        <w:pStyle w:val="BodyText"/>
       </w:pPr>
       <w:r>
         <w:rPr>
@@ -1511,7 +1517,7 @@
         <w:pStyle w:val="BodyText"/>
       </w:pPr>
       <w:r>
-        <w:t xml:space="preserve">If the nudge produces no effect, that finding is equally valuable and equally publishable. It redirects attention toward more structural interventions - explicit AI interaction instruction, assessment redesign, or targeted student support - and prevents the sector from investing in interface-level nudging that does not work. The study is designed to find the truth, not to confirm a hypothesis.</w:t>
+        <w:t xml:space="preserve">If the nudge produces no effect, that finding is equally valuable. It redirects attention toward more structural interventions - explicit AI interaction instruction, assessment redesign, or targeted student support - and prevents the sector from investing in interface-level nudging that does not work.</w:t>
       </w:r>
     </w:p>
     <w:p>
@@ -1521,8 +1527,8 @@
         </w:pict>
       </w:r>
     </w:p>
-    <w:bookmarkEnd w:id="35"/>
-    <w:bookmarkStart w:id="40" w:name="project-team"/>
+    <w:bookmarkEnd w:id="38"/>
+    <w:bookmarkStart w:id="43" w:name="project-team"/>
     <w:p>
       <w:pPr>
         <w:pStyle w:val="Heading2"/>
@@ -1543,7 +1549,7 @@
         <w:t xml:space="preserve">Suggested length: 100-200 words.</w:t>
       </w:r>
     </w:p>
-    <w:bookmarkStart w:id="36" w:name="lead-applicant-michael-borck"/>
+    <w:bookmarkStart w:id="39" w:name="lead-applicant-michael-borck"/>
     <w:p>
       <w:pPr>
         <w:pStyle w:val="Heading3"/>
@@ -1576,8 +1582,8 @@
         <w:t xml:space="preserve">(Borck, 2026). Responsible for overall project coordination, intervention design, technical infrastructure, session facilitation in IS context, and lead authorship of the ACIS paper.</w:t>
       </w:r>
     </w:p>
-    <w:bookmarkEnd w:id="36"/>
-    <w:bookmarkStart w:id="37" w:name="co-investigator-dr-marcela-moraes"/>
+    <w:bookmarkEnd w:id="39"/>
+    <w:bookmarkStart w:id="40" w:name="co-investigator-dr-marcela-moraes"/>
     <w:p>
       <w:pPr>
         <w:pStyle w:val="Heading3"/>
@@ -1594,8 +1600,8 @@
         <w:t xml:space="preserve">Lecturer, School of Marketing and Management (SoMM), Curtin University. Research interests in digital and social media marketing, consumer behaviour, and cross-cultural perspectives. [Specific contribution to this project TBC - pending confirmation. Expected: evaluation instrument development, co-facilitation of Marketing unit sessions, calibration coding of own unit transcripts, and co-authorship.]</w:t>
       </w:r>
     </w:p>
-    <w:bookmarkEnd w:id="37"/>
-    <w:bookmarkStart w:id="38" w:name="co-investigator-dr-torsten-reiners"/>
+    <w:bookmarkEnd w:id="40"/>
+    <w:bookmarkStart w:id="41" w:name="co-investigator-dr-torsten-reiners"/>
     <w:p>
       <w:pPr>
         <w:pStyle w:val="Heading3"/>
@@ -1612,8 +1618,8 @@
         <w:t xml:space="preserve">Senior Lecturer in Supply Chain Management, School of Marketing and Management, Curtin University. Research background in operations management, optimisation, decision-support, and innovative technology in education, including gamification and immersive learning environments. Prior publication record at ASCILITE. [Specific contribution TBC - pending confirmation. Expected: co-facilitation of Supply Chain Management unit sessions, calibration coding of own unit transcripts, disciplinary interpretation of supply chain task outcomes, and co-authorship.]</w:t>
       </w:r>
     </w:p>
-    <w:bookmarkEnd w:id="38"/>
-    <w:bookmarkStart w:id="39" w:name="X1978615c9a0d6468ed0e835cef6aad1fef0a6d6"/>
+    <w:bookmarkEnd w:id="41"/>
+    <w:bookmarkStart w:id="42" w:name="X1978615c9a0d6468ed0e835cef6aad1fef0a6d6"/>
     <w:p>
       <w:pPr>
         <w:pStyle w:val="Heading3"/>
@@ -1637,9 +1643,9 @@
         </w:pict>
       </w:r>
     </w:p>
-    <w:bookmarkEnd w:id="39"/>
-    <w:bookmarkEnd w:id="40"/>
-    <w:bookmarkStart w:id="41" w:name="budget"/>
+    <w:bookmarkEnd w:id="42"/>
+    <w:bookmarkEnd w:id="43"/>
+    <w:bookmarkStart w:id="44" w:name="budget"/>
     <w:p>
       <w:pPr>
         <w:pStyle w:val="Heading2"/>
@@ -2038,8 +2044,8 @@
         </w:pict>
       </w:r>
     </w:p>
-    <w:bookmarkEnd w:id="41"/>
-    <w:bookmarkStart w:id="42" w:name="timeline"/>
+    <w:bookmarkEnd w:id="44"/>
+    <w:bookmarkStart w:id="45" w:name="timeline"/>
     <w:p>
       <w:pPr>
         <w:pStyle w:val="Heading2"/>
@@ -2340,8 +2346,8 @@
         </w:pict>
       </w:r>
     </w:p>
-    <w:bookmarkEnd w:id="42"/>
-    <w:bookmarkStart w:id="43" w:name="Xa1ac5f1c027b4b14dbb16ee4b8f037b8ea4766c"/>
+    <w:bookmarkEnd w:id="45"/>
+    <w:bookmarkStart w:id="46" w:name="Xa1ac5f1c027b4b14dbb16ee4b8f037b8ea4766c"/>
     <w:p>
       <w:pPr>
         <w:pStyle w:val="Heading2"/>
@@ -2367,7 +2373,7 @@
         <w:pStyle w:val="FirstParagraph"/>
       </w:pPr>
       <w:r>
-        <w:t xml:space="preserve">This project does not begin from scratch. The keep-asking research project (github.com/michael-borck/keep-asking) provides the full experimental design, HREC pathway, and instrument development plan. The CloudCore Networks environment, already in use in ISYS6018, provides the proven model for AI-mediated task design that informs each discipline-specific lab session. The Conversation, Not Delegation framework (Borck, 2026), developed through prior teaching and research and now published, provides the theoretical grounding and positions this work within a broader research programme targeting ACIS 2027 as the entry point.</w:t>
+        <w:t xml:space="preserve">This project builds on teaching practice and infrastructure already in place, not on a blank slate.</w:t>
       </w:r>
     </w:p>
     <w:p>
@@ -2375,7 +2381,7 @@
         <w:pStyle w:val="BodyText"/>
       </w:pPr>
       <w:r>
-        <w:t xml:space="preserve">The controlled lab session design represents a deliberate methodological evolution, chosen to produce cleaner causal evidence within the project timeline and to extend the intervention across disciplines. A return to in-situ implementation across multiple units is the natural next phase if results warrant it, funded through subsequent grants or institutional investment.</w:t>
+        <w:t xml:space="preserve">The CloudCore Networks environment, already used in ISYS6018, provides a proven model for AI-mediated task design with automatic transcript logging. A working prototype of the nudge tool is deployed and testable. The Conversation, Not Delegation framework (Borck, 2026) provides the pedagogical grounding and has been developed through direct teaching experience with AI-integrated assessment.</w:t>
       </w:r>
     </w:p>
     <w:p>
@@ -2391,7 +2397,7 @@
         <w:pStyle w:val="BodyText"/>
       </w:pPr>
       <w:r>
-        <w:t xml:space="preserve">Findings will feed into the AI Skills Passport programme and The AI Exchange platform - both live institutional infrastructure for AI professional development at Curtin - ensuring results reach teaching staff across the university, not only the research record.</w:t>
+        <w:t xml:space="preserve">Findings will feed into the AI Skills Passport programme and The AI Exchange platform - both live institutional infrastructure for AI professional development at Curtin - ensuring the approach reaches teaching staff across the university, not only the research record. The open-access resource pack means any unit can adopt the intervention without needing to build its own infrastructure.</w:t>
       </w:r>
     </w:p>
     <w:p>
@@ -2401,8 +2407,8 @@
         </w:pict>
       </w:r>
     </w:p>
-    <w:bookmarkEnd w:id="43"/>
-    <w:bookmarkStart w:id="44" w:name="evaluation-and-reporting"/>
+    <w:bookmarkEnd w:id="46"/>
+    <w:bookmarkStart w:id="47" w:name="evaluation-and-reporting"/>
     <w:p>
       <w:pPr>
         <w:pStyle w:val="Heading2"/>
@@ -2428,7 +2434,7 @@
         <w:pStyle w:val="FirstParagraph"/>
       </w:pPr>
       <w:r>
-        <w:t xml:space="preserve">The evaluation uses a pre-specified mixed-methods design:</w:t>
+        <w:t xml:space="preserve">The evaluation asks three questions: Did the nudge change how students interacted with AI? Did it improve their work? Did it matter more for low SES students?</w:t>
       </w:r>
     </w:p>
     <w:p>
@@ -2440,66 +2446,60 @@
           <w:b/>
           <w:bCs/>
         </w:rPr>
-        <w:t xml:space="preserve">Quantitative</w:t>
-      </w:r>
-      <w:r>
-        <w:t xml:space="preserve"> </w:t>
-      </w:r>
-      <w:r>
-        <w:t xml:space="preserve">- Linear mixed-effects models with condition (nudge vs control) as fixed effect and unit as random intercept, accounting for the nested structure (students within units). Prior AI experience included as a covariate if groups differ at baseline.</w:t>
-      </w:r>
-      <w:r>
-        <w:t xml:space="preserve"> </w:t>
-      </w:r>
-      <w:r>
-        <w:t xml:space="preserve">- Both unweighted and challenge-weighted scoring reported for robustness</w:t>
-      </w:r>
-      <w:r>
-        <w:t xml:space="preserve"> </w:t>
-      </w:r>
-      <w:r>
-        <w:t xml:space="preserve">- Effect sizes (Cohen’s d for group comparisons; marginal R-squared for mixed models)</w:t>
-      </w:r>
-      <w:r>
-        <w:t xml:space="preserve"> </w:t>
-      </w:r>
-      <w:r>
-        <w:t xml:space="preserve">- Equity-disaggregated analysis: condition-by-equity interaction terms to test whether benefit is uniform or differential by SES and first-in-family status</w:t>
-      </w:r>
-      <w:r>
-        <w:t xml:space="preserve"> </w:t>
-      </w:r>
-      <w:r>
-        <w:t xml:space="preserve">- Confidence calibration analysis conducted within-unit (task completion scores are not comparable across disciplines)</w:t>
-      </w:r>
-    </w:p>
-    <w:p>
-      <w:pPr>
-        <w:pStyle w:val="BodyText"/>
-      </w:pPr>
-      <w:r>
-        <w:rPr>
-          <w:b/>
-          <w:bCs/>
-        </w:rPr>
-        <w:t xml:space="preserve">Qualitative</w:t>
-      </w:r>
-      <w:r>
-        <w:t xml:space="preserve"> </w:t>
-      </w:r>
-      <w:r>
-        <w:t xml:space="preserve">- Purposive sample of transcripts across conditions to illustrate mechanisms and identify unexpected patterns</w:t>
-      </w:r>
-      <w:r>
-        <w:t xml:space="preserve"> </w:t>
-      </w:r>
-      <w:r>
-        <w:t xml:space="preserve">- Particular attention to transcripts where the nudge appears to have caught and corrected a plausible but incorrect AI response - the misinformation friction effect</w:t>
-      </w:r>
-    </w:p>
-    <w:p>
-      <w:pPr>
-        <w:pStyle w:val="BodyText"/>
+        <w:t xml:space="preserve">How we answer them</w:t>
+      </w:r>
+    </w:p>
+    <w:p>
+      <w:pPr>
+        <w:pStyle w:val="Compact"/>
+        <w:numPr>
+          <w:ilvl w:val="0"/>
+          <w:numId w:val="1006"/>
+        </w:numPr>
+      </w:pPr>
+      <w:r>
+        <w:t xml:space="preserve">Compare interaction quality and task outcomes between nudge and control groups, accounting for the fact that students are nested within different units</w:t>
+      </w:r>
+    </w:p>
+    <w:p>
+      <w:pPr>
+        <w:pStyle w:val="Compact"/>
+        <w:numPr>
+          <w:ilvl w:val="0"/>
+          <w:numId w:val="1006"/>
+        </w:numPr>
+      </w:pPr>
+      <w:r>
+        <w:t xml:space="preserve">Disaggregate all results by low SES status to test whether the benefit is uniform or differential</w:t>
+      </w:r>
+    </w:p>
+    <w:p>
+      <w:pPr>
+        <w:pStyle w:val="Compact"/>
+        <w:numPr>
+          <w:ilvl w:val="0"/>
+          <w:numId w:val="1006"/>
+        </w:numPr>
+      </w:pPr>
+      <w:r>
+        <w:t xml:space="preserve">Review a sample of transcripts to illustrate how the nudge works in practice - particularly cases where it caught and corrected a plausible but incorrect AI response</w:t>
+      </w:r>
+    </w:p>
+    <w:p>
+      <w:pPr>
+        <w:pStyle w:val="Compact"/>
+        <w:numPr>
+          <w:ilvl w:val="0"/>
+          <w:numId w:val="1006"/>
+        </w:numPr>
+      </w:pPr>
+      <w:r>
+        <w:t xml:space="preserve">Prior AI experience is checked as a baseline factor; confidence calibration is analysed within each unit</w:t>
+      </w:r>
+    </w:p>
+    <w:p>
+      <w:pPr>
+        <w:pStyle w:val="FirstParagraph"/>
       </w:pPr>
       <w:r>
         <w:rPr>
@@ -2508,19 +2508,21 @@
         </w:rPr>
         <w:t xml:space="preserve">Reporting</w:t>
       </w:r>
-      <w:r>
-        <w:t xml:space="preserve"> </w:t>
-      </w:r>
-      <w:r>
-        <w:t xml:space="preserve">A progress report will be submitted to Curtin’s NBF programme in early 2027 covering: session delivery fidelity, participation and attainment outcomes by equity cohort, open-access resource publication status, and ACIS submission outcome. The report will address directly whether outcomes differed between equity and non-equity cohort students, and what the findings imply for future intervention design.</w:t>
-      </w:r>
     </w:p>
     <w:p>
       <w:pPr>
         <w:pStyle w:val="BodyText"/>
       </w:pPr>
       <w:r>
-        <w:t xml:space="preserve">The ACIS 2027 paper submission serves as an external peer-review checkpoint on methodology and findings.</w:t>
+        <w:t xml:space="preserve">An NBF progress report will be submitted in Semester 1 2027 covering: session delivery, participation and attainment outcomes by equity cohort, resource pack publication status, and peer-reviewed paper submission. The report will address directly whether outcomes differed for low SES students and what the findings imply for future teaching practice.</w:t>
+      </w:r>
+    </w:p>
+    <w:p>
+      <w:pPr>
+        <w:pStyle w:val="BodyText"/>
+      </w:pPr>
+      <w:r>
+        <w:t xml:space="preserve">The ACIS 2027 paper submission provides an external peer-review checkpoint.</w:t>
       </w:r>
     </w:p>
     <w:p>
@@ -2530,8 +2532,8 @@
         </w:pict>
       </w:r>
     </w:p>
-    <w:bookmarkEnd w:id="44"/>
-    <w:bookmarkStart w:id="45" w:name="references"/>
+    <w:bookmarkEnd w:id="47"/>
+    <w:bookmarkStart w:id="48" w:name="references"/>
     <w:p>
       <w:pPr>
         <w:pStyle w:val="Heading2"/>
@@ -2763,38 +2765,14 @@
         </w:pict>
       </w:r>
     </w:p>
-    <w:bookmarkEnd w:id="45"/>
-    <w:bookmarkStart w:id="46" w:name="applicant-checklist-before-submission"/>
+    <w:bookmarkEnd w:id="48"/>
+    <w:bookmarkStart w:id="49" w:name="applicant-checklist-before-submission"/>
     <w:p>
       <w:pPr>
         <w:pStyle w:val="Heading2"/>
       </w:pPr>
       <w:r>
         <w:t xml:space="preserve">Applicant Checklist Before Submission</w:t>
-      </w:r>
-    </w:p>
-    <w:p>
-      <w:pPr>
-        <w:pStyle w:val="Compact"/>
-        <w:numPr>
-          <w:ilvl w:val="0"/>
-          <w:numId w:val="1005"/>
-        </w:numPr>
-      </w:pPr>
-      <w:r>
-        <w:t xml:space="preserve">HREC application submitted - insert date in Cover Information and Section 4.6</w:t>
-      </w:r>
-    </w:p>
-    <w:p>
-      <w:pPr>
-        <w:pStyle w:val="Compact"/>
-        <w:numPr>
-          <w:ilvl w:val="0"/>
-          <w:numId w:val="1006"/>
-        </w:numPr>
-      </w:pPr>
-      <w:r>
-        <w:t xml:space="preserve">Equity cohort data confirmed - % low SES and % first-in-family across participating units (from Curtin SIMS)</w:t>
       </w:r>
     </w:p>
     <w:p>
@@ -2806,7 +2784,7 @@
         </w:numPr>
       </w:pPr>
       <w:r>
-        <w:t xml:space="preserve">Marcela confirmed - full name, role, one-sentence contribution</w:t>
+        <w:t xml:space="preserve">HREC application submitted - insert date in Cover Information and Section 4.6</w:t>
       </w:r>
     </w:p>
     <w:p>
@@ -2818,7 +2796,7 @@
         </w:numPr>
       </w:pPr>
       <w:r>
-        <w:t xml:space="preserve">Torsten confirmed - full name, role, school, unit name</w:t>
+        <w:t xml:space="preserve">Equity cohort data confirmed - % low SES and % first-in-family across participating units (from Curtin SIMS)</w:t>
       </w:r>
     </w:p>
     <w:p>
@@ -2830,7 +2808,7 @@
         </w:numPr>
       </w:pPr>
       <w:r>
-        <w:t xml:space="preserve">Third co-investigator removed</w:t>
+        <w:t xml:space="preserve">Marcela confirmed - full name, role, one-sentence contribution</w:t>
       </w:r>
     </w:p>
     <w:p>
@@ -2842,7 +2820,7 @@
         </w:numPr>
       </w:pPr>
       <w:r>
-        <w:t xml:space="preserve">Aboriginal and/or Torres Strait Islander section - active decision to include or remove Section 2.4</w:t>
+        <w:t xml:space="preserve">Torsten confirmed - full name, role, school, unit name</w:t>
       </w:r>
     </w:p>
     <w:p>
@@ -2854,7 +2832,7 @@
         </w:numPr>
       </w:pPr>
       <w:r>
-        <w:t xml:space="preserve">Power analysis completed once cohort sizes confirmed</w:t>
+        <w:t xml:space="preserve">Potential fourth co-investigator (People and Culture / HR) - awaiting response</w:t>
       </w:r>
     </w:p>
     <w:p>
@@ -2866,7 +2844,7 @@
         </w:numPr>
       </w:pPr>
       <w:r>
-        <w:t xml:space="preserve">Discipline lead informed separately before submission</w:t>
+        <w:t xml:space="preserve">Aboriginal and/or Torres Strait Islander section - active decision to include or remove Section 2.4</w:t>
       </w:r>
     </w:p>
     <w:p>
@@ -2878,7 +2856,7 @@
         </w:numPr>
       </w:pPr>
       <w:r>
-        <w:t xml:space="preserve">Borck (2026) ISBN inserted (979-8252824550)</w:t>
+        <w:t xml:space="preserve">Power analysis completed once cohort sizes confirmed</w:t>
       </w:r>
     </w:p>
     <w:p>
@@ -2890,7 +2868,7 @@
         </w:numPr>
       </w:pPr>
       <w:r>
-        <w:t xml:space="preserve">ACIS 2027 location confirmed - adjust travel line in budget if held in Perth</w:t>
+        <w:t xml:space="preserve">Discipline lead informed separately before submission</w:t>
       </w:r>
     </w:p>
     <w:p>
@@ -2902,6 +2880,30 @@
         </w:numPr>
       </w:pPr>
       <w:r>
+        <w:t xml:space="preserve">Borck (2026) ISBN inserted (979-8252824550)</w:t>
+      </w:r>
+    </w:p>
+    <w:p>
+      <w:pPr>
+        <w:pStyle w:val="Compact"/>
+        <w:numPr>
+          <w:ilvl w:val="0"/>
+          <w:numId w:val="1016"/>
+        </w:numPr>
+      </w:pPr>
+      <w:r>
+        <w:t xml:space="preserve">ACIS 2027 location confirmed - adjust travel line in budget if held in Perth</w:t>
+      </w:r>
+    </w:p>
+    <w:p>
+      <w:pPr>
+        <w:pStyle w:val="Compact"/>
+        <w:numPr>
+          <w:ilvl w:val="0"/>
+          <w:numId w:val="1017"/>
+        </w:numPr>
+      </w:pPr>
+      <w:r>
         <w:t xml:space="preserve">Talk to Business and Law RDA (Dr Joanne McEwan) before submission</w:t>
       </w:r>
     </w:p>
@@ -2924,7 +2926,7 @@
         <w:t xml:space="preserve">Draft v6.0, March 2026. keep-asking project: github.com/michael-borck/keep-asking</w:t>
       </w:r>
     </w:p>
-    <w:bookmarkEnd w:id="46"/>
+    <w:bookmarkEnd w:id="49"/>
     <w:sectPr>
       <w:footnotePr>
         <w:numRestart w:val="eachSect"/>
@@ -3418,10 +3420,10 @@
     <w:abstractNumId w:val="991"/>
   </w:num>
   <w:num w:numId="1005">
-    <w:abstractNumId w:val="992"/>
+    <w:abstractNumId w:val="991"/>
   </w:num>
   <w:num w:numId="1006">
-    <w:abstractNumId w:val="992"/>
+    <w:abstractNumId w:val="991"/>
   </w:num>
   <w:num w:numId="1007">
     <w:abstractNumId w:val="992"/>
@@ -3430,7 +3432,7 @@
     <w:abstractNumId w:val="992"/>
   </w:num>
   <w:num w:numId="1009">
-    <w:abstractNumId w:val="993"/>
+    <w:abstractNumId w:val="992"/>
   </w:num>
   <w:num w:numId="1010">
     <w:abstractNumId w:val="992"/>
@@ -3442,12 +3444,18 @@
     <w:abstractNumId w:val="992"/>
   </w:num>
   <w:num w:numId="1013">
-    <w:abstractNumId w:val="993"/>
+    <w:abstractNumId w:val="992"/>
   </w:num>
   <w:num w:numId="1014">
     <w:abstractNumId w:val="992"/>
   </w:num>
   <w:num w:numId="1015">
+    <w:abstractNumId w:val="993"/>
+  </w:num>
+  <w:num w:numId="1016">
+    <w:abstractNumId w:val="992"/>
+  </w:num>
+  <w:num w:numId="1017">
     <w:abstractNumId w:val="992"/>
   </w:num>
 </w:numbering>

--- a/grant/nbf-grant-application.docx
+++ b/grant/nbf-grant-application.docx
@@ -135,7 +135,7 @@
               <w:pStyle w:val="Compact"/>
             </w:pPr>
             <w:r>
-              <w:t xml:space="preserve">Dr Marcela Moraes, Lecturer, School of Marketing and Management (SoMM) [contribution TBC - pending confirmation]</w:t>
+              <w:t xml:space="preserve">Marcela Moraes, Lecturer, School of Marketing and Management (SoMM)</w:t>
             </w:r>
           </w:p>
         </w:tc>
@@ -156,7 +156,28 @@
               <w:pStyle w:val="Compact"/>
             </w:pPr>
             <w:r>
-              <w:t xml:space="preserve">Dr Torsten Reiners, Senior Lecturer in Supply Chain Management, SoMM [contribution TBC - pending confirmation]</w:t>
+              <w:t xml:space="preserve">Torsten Reiners, Senior Lecturer in Supply Chain Management, SoMM</w:t>
+            </w:r>
+          </w:p>
+        </w:tc>
+      </w:tr>
+      <w:tr>
+        <w:tc>
+          <w:tcPr/>
+          <w:p>
+            <w:pPr>
+              <w:pStyle w:val="Compact"/>
+            </w:pPr>
+          </w:p>
+        </w:tc>
+        <w:tc>
+          <w:tcPr/>
+          <w:p>
+            <w:pPr>
+              <w:pStyle w:val="Compact"/>
+            </w:pPr>
+            <w:r>
+              <w:t xml:space="preserve">Renee Ralph, Lecturer, School of Marketing and Management (SoMM)</w:t>
             </w:r>
           </w:p>
         </w:tc>
@@ -266,6 +287,27 @@
             <w:pPr>
               <w:pStyle w:val="Compact"/>
             </w:pPr>
+          </w:p>
+        </w:tc>
+        <w:tc>
+          <w:tcPr/>
+          <w:p>
+            <w:pPr>
+              <w:pStyle w:val="Compact"/>
+            </w:pPr>
+            <w:r>
+              <w:t xml:space="preserve">MGMT3014 Strategic Rewards and Performance Management (HR/People and Culture, ~800-1000 students)</w:t>
+            </w:r>
+          </w:p>
+        </w:tc>
+      </w:tr>
+      <w:tr>
+        <w:tc>
+          <w:tcPr/>
+          <w:p>
+            <w:pPr>
+              <w:pStyle w:val="Compact"/>
+            </w:pPr>
             <w:r>
               <w:rPr>
                 <w:b/>
@@ -415,7 +457,7 @@
         <w:t xml:space="preserve"> </w:t>
       </w:r>
       <w:r>
-        <w:t xml:space="preserve">Items in [brackets] must be confirmed before submission. Aboriginal and/or Torres Strait Islander cohort inclusion: add only if recruitment data supports a meaningful claim. Do not remove placeholder silently - make an active decision.</w:t>
+        <w:t xml:space="preserve">Items in [brackets] must be confirmed before submission.</w:t>
       </w:r>
     </w:p>
     <w:p>
@@ -486,7 +528,7 @@
       </w:r>
     </w:p>
     <w:bookmarkEnd w:id="20"/>
-    <w:bookmarkStart w:id="26" w:name="alignment-with-nbf-eligibility-criteria"/>
+    <w:bookmarkStart w:id="25" w:name="alignment-with-nbf-eligibility-criteria"/>
     <w:p>
       <w:pPr>
         <w:pStyle w:val="Heading2"/>
@@ -569,31 +611,13 @@
       </w:r>
     </w:p>
     <w:bookmarkEnd w:id="23"/>
-    <w:bookmarkStart w:id="24" w:name="X7b1b6b9e691a09923b46ab827891915780475be"/>
+    <w:bookmarkStart w:id="24" w:name="student-life-stage-participation"/>
     <w:p>
       <w:pPr>
         <w:pStyle w:val="Heading3"/>
       </w:pPr>
       <w:r>
-        <w:t xml:space="preserve">2.4 Aboriginal and/or Torres Strait Islander Students</w:t>
-      </w:r>
-    </w:p>
-    <w:p>
-      <w:pPr>
-        <w:pStyle w:val="FirstParagraph"/>
-      </w:pPr>
-      <w:r>
-        <w:t xml:space="preserve">[APPLICANT NOTE: Include this section only if cohort recruitment data supports it. Remove rather than make a thin claim.]</w:t>
-      </w:r>
-    </w:p>
-    <w:bookmarkEnd w:id="24"/>
-    <w:bookmarkStart w:id="25" w:name="student-life-stage-participation"/>
-    <w:p>
-      <w:pPr>
-        <w:pStyle w:val="Heading3"/>
-      </w:pPr>
-      <w:r>
-        <w:t xml:space="preserve">2.5 Student Life Stage: Participation</w:t>
+        <w:t xml:space="preserve">2.4 Student Life Stage: Participation</w:t>
       </w:r>
     </w:p>
     <w:p>
@@ -627,9 +651,9 @@
         </w:pict>
       </w:r>
     </w:p>
+    <w:bookmarkEnd w:id="24"/>
     <w:bookmarkEnd w:id="25"/>
-    <w:bookmarkEnd w:id="26"/>
-    <w:bookmarkStart w:id="30" w:name="background-and-rationale"/>
+    <w:bookmarkStart w:id="29" w:name="background-and-rationale"/>
     <w:p>
       <w:pPr>
         <w:pStyle w:val="Heading2"/>
@@ -650,7 +674,7 @@
         <w:t xml:space="preserve">Suggested length: 400-600 words.</w:t>
       </w:r>
     </w:p>
-    <w:bookmarkStart w:id="27" w:name="the-teaching-problem"/>
+    <w:bookmarkStart w:id="26" w:name="the-teaching-problem"/>
     <w:p>
       <w:pPr>
         <w:pStyle w:val="Heading3"/>
@@ -699,42 +723,42 @@
         <w:t xml:space="preserve">The risk is more serious than shallow work. A student who accepts a plausible but incorrect AI response has incorporated misinformation with a degree of confidence they would not have from simply not knowing. Uncritical AI delegation may produce worse outcomes than no AI use at all. The nudge intervention creates the friction that surfaces these errors before they are accepted.</w:t>
       </w:r>
     </w:p>
+    <w:bookmarkEnd w:id="26"/>
+    <w:bookmarkStart w:id="27" w:name="a-practical-response"/>
+    <w:p>
+      <w:pPr>
+        <w:pStyle w:val="Heading3"/>
+      </w:pPr>
+      <w:r>
+        <w:t xml:space="preserve">A practical response</w:t>
+      </w:r>
+    </w:p>
+    <w:p>
+      <w:pPr>
+        <w:pStyle w:val="FirstParagraph"/>
+      </w:pPr>
+      <w:r>
+        <w:t xml:space="preserve">The Conversation, Not Delegation framework (Borck, 2026) operationalises this distinction for teaching practice. Conversation treats AI as a thinking partner; delegation treats it as an answer machine. The difference is not about tool choice or model quality - a student engaging conversationally with a less capable model may learn more than one delegating passively to a frontier model.</w:t>
+      </w:r>
+    </w:p>
+    <w:p>
+      <w:pPr>
+        <w:pStyle w:val="BodyText"/>
+      </w:pPr>
+      <w:r>
+        <w:t xml:space="preserve">The intervention is deliberately minimal: a single-line prompt appended to each AI response that makes the conversational path easier to take. It requires no curriculum redesign, no additional class time, and no AI expertise from the teaching team. It works within existing lab sessions using a supplied chat tool. This makes it immediately adoptable by any unit that uses AI in structured tasks.</w:t>
+      </w:r>
+    </w:p>
+    <w:p>
+      <w:pPr>
+        <w:pStyle w:val="BodyText"/>
+      </w:pPr>
+      <w:r>
+        <w:t xml:space="preserve">Prior work confirms that structured engagement consistently outperforms unstructured use, with effects most pronounced when scaffolding is built into the task design rather than left to student initiative (Frontiers in Psychology, 2025). The theoretical foundation draws on Vygotsky’s (1978) scaffolding framework and Laurillard’s (2002) conversational framework, applied at the interface level as a behavioural nudge (Thaler and Sunstein, 2008).</w:t>
+      </w:r>
+    </w:p>
     <w:bookmarkEnd w:id="27"/>
-    <w:bookmarkStart w:id="28" w:name="a-practical-response"/>
-    <w:p>
-      <w:pPr>
-        <w:pStyle w:val="Heading3"/>
-      </w:pPr>
-      <w:r>
-        <w:t xml:space="preserve">A practical response</w:t>
-      </w:r>
-    </w:p>
-    <w:p>
-      <w:pPr>
-        <w:pStyle w:val="FirstParagraph"/>
-      </w:pPr>
-      <w:r>
-        <w:t xml:space="preserve">The Conversation, Not Delegation framework (Borck, 2026) operationalises this distinction for teaching practice. Conversation treats AI as a thinking partner; delegation treats it as an answer machine. The difference is not about tool choice or model quality - a student engaging conversationally with a less capable model may learn more than one delegating passively to a frontier model.</w:t>
-      </w:r>
-    </w:p>
-    <w:p>
-      <w:pPr>
-        <w:pStyle w:val="BodyText"/>
-      </w:pPr>
-      <w:r>
-        <w:t xml:space="preserve">The intervention is deliberately minimal: a single-line prompt appended to each AI response that makes the conversational path easier to take. It requires no curriculum redesign, no additional class time, and no AI expertise from the teaching team. It works within existing lab sessions using a supplied chat tool. This makes it immediately adoptable by any unit that uses AI in structured tasks.</w:t>
-      </w:r>
-    </w:p>
-    <w:p>
-      <w:pPr>
-        <w:pStyle w:val="BodyText"/>
-      </w:pPr>
-      <w:r>
-        <w:t xml:space="preserve">Prior work confirms that structured engagement consistently outperforms unstructured use, with effects most pronounced when scaffolding is built into the task design rather than left to student initiative (Frontiers in Psychology, 2025). The theoretical foundation draws on Vygotsky’s (1978) scaffolding framework and Laurillard’s (2002) conversational framework, applied at the interface level as a behavioural nudge (Thaler and Sunstein, 2008).</w:t>
-      </w:r>
-    </w:p>
-    <w:bookmarkEnd w:id="28"/>
-    <w:bookmarkStart w:id="29" w:name="readiness"/>
+    <w:bookmarkStart w:id="28" w:name="readiness"/>
     <w:p>
       <w:pPr>
         <w:pStyle w:val="Heading3"/>
@@ -758,9 +782,9 @@
         </w:pict>
       </w:r>
     </w:p>
+    <w:bookmarkEnd w:id="28"/>
     <w:bookmarkEnd w:id="29"/>
-    <w:bookmarkEnd w:id="30"/>
-    <w:bookmarkStart w:id="37" w:name="project-description"/>
+    <w:bookmarkStart w:id="36" w:name="project-description"/>
     <w:p>
       <w:pPr>
         <w:pStyle w:val="Heading2"/>
@@ -781,7 +805,7 @@
         <w:t xml:space="preserve">Suggested length: 500-700 words.</w:t>
       </w:r>
     </w:p>
-    <w:bookmarkStart w:id="31" w:name="the-intervention"/>
+    <w:bookmarkStart w:id="30" w:name="the-intervention"/>
     <w:p>
       <w:pPr>
         <w:pStyle w:val="Heading3"/>
@@ -866,8 +890,8 @@
         <w:t xml:space="preserve">The AI interface is provided and configured by the research team. Students use lab computers; no personal account or device is required. The environment is zero-cost to students.</w:t>
       </w:r>
     </w:p>
-    <w:bookmarkEnd w:id="31"/>
-    <w:bookmarkStart w:id="32" w:name="the-conversational-nudge"/>
+    <w:bookmarkEnd w:id="30"/>
+    <w:bookmarkStart w:id="31" w:name="the-conversational-nudge"/>
     <w:p>
       <w:pPr>
         <w:pStyle w:val="Heading3"/>
@@ -940,26 +964,26 @@
         <w:t xml:space="preserve">. Grounded in behavioural scaffolding principles (Thaler and Sunstein, 2008), each variant reduces the cognitive cost of continuing the conversation by making the next action explicit - without directing or constraining the student’s response. The primary analysis treats all variants as equivalent (any nudge vs no nudge).</w:t>
       </w:r>
     </w:p>
+    <w:bookmarkEnd w:id="31"/>
+    <w:bookmarkStart w:id="32" w:name="ai-infrastructure-and-model-choice"/>
+    <w:p>
+      <w:pPr>
+        <w:pStyle w:val="Heading3"/>
+      </w:pPr>
+      <w:r>
+        <w:t xml:space="preserve">4.3 AI Infrastructure and Model Choice</w:t>
+      </w:r>
+    </w:p>
+    <w:p>
+      <w:pPr>
+        <w:pStyle w:val="FirstParagraph"/>
+      </w:pPr>
+      <w:r>
+        <w:t xml:space="preserve">All sessions use a frontier-class AI model (Claude or GPT-4 class) accessed via API. This is a deliberate design choice: to isolate the effect of the nudge on interaction behaviour and task outcomes, the underlying model must be capable enough that variation in output quality reflects student interaction rather than model limitations. Using a weak or outdated model would confound the primary finding - any difference in output quality could be attributable to model failure rather than interaction pattern.</w:t>
+      </w:r>
+    </w:p>
     <w:bookmarkEnd w:id="32"/>
-    <w:bookmarkStart w:id="33" w:name="ai-infrastructure-and-model-choice"/>
-    <w:p>
-      <w:pPr>
-        <w:pStyle w:val="Heading3"/>
-      </w:pPr>
-      <w:r>
-        <w:t xml:space="preserve">4.3 AI Infrastructure and Model Choice</w:t>
-      </w:r>
-    </w:p>
-    <w:p>
-      <w:pPr>
-        <w:pStyle w:val="FirstParagraph"/>
-      </w:pPr>
-      <w:r>
-        <w:t xml:space="preserve">All sessions use a frontier-class AI model (Claude or GPT-4 class) accessed via API. This is a deliberate design choice: to isolate the effect of the nudge on interaction behaviour and task outcomes, the underlying model must be capable enough that variation in output quality reflects student interaction rather than model limitations. Using a weak or outdated model would confound the primary finding - any difference in output quality could be attributable to model failure rather than interaction pattern.</w:t>
-      </w:r>
-    </w:p>
-    <w:bookmarkEnd w:id="33"/>
-    <w:bookmarkStart w:id="34" w:name="how-we-know-it-works"/>
+    <w:bookmarkStart w:id="33" w:name="how-we-know-it-works"/>
     <w:p>
       <w:pPr>
         <w:pStyle w:val="Heading3"/>
@@ -1210,34 +1234,34 @@
         <w:t xml:space="preserve">A casual RA codes all transcripts on three simple behavioural dimensions (follow-up, challenge, extension) that do not require disciplinary knowledge. Each co-investigator independently codes a sample from their own unit to validate consistency. This approach keeps the evaluation rigorous without requiring specialist research training from the teaching team.</w:t>
       </w:r>
     </w:p>
+    <w:bookmarkEnd w:id="33"/>
+    <w:bookmarkStart w:id="34" w:name="recruitment"/>
+    <w:p>
+      <w:pPr>
+        <w:pStyle w:val="Heading3"/>
+      </w:pPr>
+      <w:r>
+        <w:t xml:space="preserve">4.5 Recruitment</w:t>
+      </w:r>
+    </w:p>
+    <w:p>
+      <w:pPr>
+        <w:pStyle w:val="FirstParagraph"/>
+      </w:pPr>
+      <w:r>
+        <w:t xml:space="preserve">Each co-investigator recruits students from their unit cohort. Recruitment actively encourages participation from low SES students. Session timing will be varied to accommodate students with work or caring commitments. Participation is voluntary and does not affect unit grades.</w:t>
+      </w:r>
+    </w:p>
+    <w:p>
+      <w:pPr>
+        <w:pStyle w:val="BodyText"/>
+      </w:pPr>
+      <w:r>
+        <w:t xml:space="preserve">Target sample: Four confirmed units with a combined enrolment of over 1,000 students (ISYS6018 ~50, MGMT6076 ~30, MKTG1000 ~220, MGMT3014 ~800-1000). Participation is voluntary; 20-30 students selected per unit, yielding approximately 80-120 participants. A power analysis will be completed once co-investigator units and cohort sizes are confirmed.</w:t>
+      </w:r>
+    </w:p>
     <w:bookmarkEnd w:id="34"/>
-    <w:bookmarkStart w:id="35" w:name="recruitment"/>
-    <w:p>
-      <w:pPr>
-        <w:pStyle w:val="Heading3"/>
-      </w:pPr>
-      <w:r>
-        <w:t xml:space="preserve">4.5 Recruitment</w:t>
-      </w:r>
-    </w:p>
-    <w:p>
-      <w:pPr>
-        <w:pStyle w:val="FirstParagraph"/>
-      </w:pPr>
-      <w:r>
-        <w:t xml:space="preserve">Each co-investigator recruits students from their unit cohort. Recruitment actively encourages participation from low SES students. Session timing will be varied to accommodate students with work or caring commitments. Participation is voluntary and does not affect unit grades.</w:t>
-      </w:r>
-    </w:p>
-    <w:p>
-      <w:pPr>
-        <w:pStyle w:val="BodyText"/>
-      </w:pPr>
-      <w:r>
-        <w:t xml:space="preserve">Target sample: Three confirmed units with a combined enrolment of approximately 300 students (ISYS6018 ~50, MGMT6076 ~30, MKTG1000 ~220). Participation is voluntary; estimated 100-200 participants depending on uptake. A power analysis will be completed once co-investigator units and cohort sizes are confirmed.</w:t>
-      </w:r>
-    </w:p>
-    <w:bookmarkEnd w:id="35"/>
-    <w:bookmarkStart w:id="36" w:name="ethics-and-data-de-identification"/>
+    <w:bookmarkStart w:id="35" w:name="ethics-and-data-de-identification"/>
     <w:p>
       <w:pPr>
         <w:pStyle w:val="Heading3"/>
@@ -1341,9 +1365,9 @@
         </w:pict>
       </w:r>
     </w:p>
+    <w:bookmarkEnd w:id="35"/>
     <w:bookmarkEnd w:id="36"/>
-    <w:bookmarkEnd w:id="37"/>
-    <w:bookmarkStart w:id="38" w:name="expected-outcomes-and-impact"/>
+    <w:bookmarkStart w:id="37" w:name="expected-outcomes-and-impact"/>
     <w:p>
       <w:pPr>
         <w:pStyle w:val="Heading2"/>
@@ -1527,7 +1551,7 @@
         </w:pict>
       </w:r>
     </w:p>
-    <w:bookmarkEnd w:id="38"/>
+    <w:bookmarkEnd w:id="37"/>
     <w:bookmarkStart w:id="43" w:name="project-team"/>
     <w:p>
       <w:pPr>
@@ -1549,7 +1573,7 @@
         <w:t xml:space="preserve">Suggested length: 100-200 words.</w:t>
       </w:r>
     </w:p>
-    <w:bookmarkStart w:id="39" w:name="lead-applicant-michael-borck"/>
+    <w:bookmarkStart w:id="38" w:name="lead-applicant-michael-borck"/>
     <w:p>
       <w:pPr>
         <w:pStyle w:val="Heading3"/>
@@ -1582,14 +1606,32 @@
         <w:t xml:space="preserve">(Borck, 2026). Responsible for overall project coordination, intervention design, technical infrastructure, session facilitation in IS context, and lead authorship of the ACIS paper.</w:t>
       </w:r>
     </w:p>
+    <w:bookmarkEnd w:id="38"/>
+    <w:bookmarkStart w:id="39" w:name="co-investigator-marcela-moraes"/>
+    <w:p>
+      <w:pPr>
+        <w:pStyle w:val="Heading3"/>
+      </w:pPr>
+      <w:r>
+        <w:t xml:space="preserve">Co-Investigator: Marcela Moraes</w:t>
+      </w:r>
+    </w:p>
+    <w:p>
+      <w:pPr>
+        <w:pStyle w:val="FirstParagraph"/>
+      </w:pPr>
+      <w:r>
+        <w:t xml:space="preserve">Lecturer, School of Marketing and Management (SoMM), Curtin University. Research interests in digital and social media marketing, consumer behaviour, and cross-cultural perspectives. Contributes evaluation instrument development, co-facilitation of Marketing unit sessions, calibration coding of own unit transcripts, and co-authorship.</w:t>
+      </w:r>
+    </w:p>
     <w:bookmarkEnd w:id="39"/>
-    <w:bookmarkStart w:id="40" w:name="co-investigator-dr-marcela-moraes"/>
+    <w:bookmarkStart w:id="40" w:name="co-investigator-torsten-reiners"/>
     <w:p>
       <w:pPr>
         <w:pStyle w:val="Heading3"/>
       </w:pPr>
       <w:r>
-        <w:t xml:space="preserve">Co-Investigator: Dr Marcela Moraes</w:t>
+        <w:t xml:space="preserve">Co-Investigator: Torsten Reiners</w:t>
       </w:r>
     </w:p>
     <w:p>
@@ -1597,17 +1639,17 @@
         <w:pStyle w:val="FirstParagraph"/>
       </w:pPr>
       <w:r>
-        <w:t xml:space="preserve">Lecturer, School of Marketing and Management (SoMM), Curtin University. Research interests in digital and social media marketing, consumer behaviour, and cross-cultural perspectives. [Specific contribution to this project TBC - pending confirmation. Expected: evaluation instrument development, co-facilitation of Marketing unit sessions, calibration coding of own unit transcripts, and co-authorship.]</w:t>
+        <w:t xml:space="preserve">Senior Lecturer in Supply Chain Management, School of Marketing and Management, Curtin University. Research background in operations management, optimisation, decision-support, and innovative technology in education, including gamification and immersive learning environments. Prior publication record at ASCILITE. Contributes co-facilitation of Supply Chain Management unit sessions, calibration coding of own unit transcripts, disciplinary interpretation of supply chain task outcomes, and co-authorship.</w:t>
       </w:r>
     </w:p>
     <w:bookmarkEnd w:id="40"/>
-    <w:bookmarkStart w:id="41" w:name="co-investigator-dr-torsten-reiners"/>
+    <w:bookmarkStart w:id="41" w:name="co-investigator-renee-ralph"/>
     <w:p>
       <w:pPr>
         <w:pStyle w:val="Heading3"/>
       </w:pPr>
       <w:r>
-        <w:t xml:space="preserve">Co-Investigator: Dr Torsten Reiners</w:t>
+        <w:t xml:space="preserve">Co-Investigator: Renee Ralph</w:t>
       </w:r>
     </w:p>
     <w:p>
@@ -1615,7 +1657,7 @@
         <w:pStyle w:val="FirstParagraph"/>
       </w:pPr>
       <w:r>
-        <w:t xml:space="preserve">Senior Lecturer in Supply Chain Management, School of Marketing and Management, Curtin University. Research background in operations management, optimisation, decision-support, and innovative technology in education, including gamification and immersive learning environments. Prior publication record at ASCILITE. [Specific contribution TBC - pending confirmation. Expected: co-facilitation of Supply Chain Management unit sessions, calibration coding of own unit transcripts, disciplinary interpretation of supply chain task outcomes, and co-authorship.]</w:t>
+        <w:t xml:space="preserve">Lecturer, School of Marketing and Management (SoMM), Curtin University. [Specific contribution TBC. Expected: co-facilitation of MGMT3014 unit sessions, calibration coding of own unit transcripts, and co-authorship.]</w:t>
       </w:r>
     </w:p>
     <w:bookmarkEnd w:id="41"/>
@@ -2808,7 +2850,7 @@
         </w:numPr>
       </w:pPr>
       <w:r>
-        <w:t xml:space="preserve">Marcela confirmed - full name, role, one-sentence contribution</w:t>
+        <w:t xml:space="preserve">Marcela confirmed</w:t>
       </w:r>
     </w:p>
     <w:p>
@@ -2820,7 +2862,7 @@
         </w:numPr>
       </w:pPr>
       <w:r>
-        <w:t xml:space="preserve">Torsten confirmed - full name, role, school, unit name</w:t>
+        <w:t xml:space="preserve">Torsten confirmed</w:t>
       </w:r>
     </w:p>
     <w:p>
@@ -2832,7 +2874,7 @@
         </w:numPr>
       </w:pPr>
       <w:r>
-        <w:t xml:space="preserve">Potential fourth co-investigator (People and Culture / HR) - awaiting response</w:t>
+        <w:t xml:space="preserve">Renee Ralph confirmed - Lecturer, SoMM, MGMT3014</w:t>
       </w:r>
     </w:p>
     <w:p>
@@ -2844,7 +2886,7 @@
         </w:numPr>
       </w:pPr>
       <w:r>
-        <w:t xml:space="preserve">Aboriginal and/or Torres Strait Islander section - active decision to include or remove Section 2.4</w:t>
+        <w:t xml:space="preserve">Aboriginal and/or Torres Strait Islander section - removed (no cohort data to support)</w:t>
       </w:r>
     </w:p>
     <w:p>
@@ -2904,7 +2946,7 @@
         </w:numPr>
       </w:pPr>
       <w:r>
-        <w:t xml:space="preserve">Talk to Business and Law RDA (Dr Joanne McEwan) before submission</w:t>
+        <w:t xml:space="preserve">Talk to Business and Law RDA (Joanne McEwan) before submission</w:t>
       </w:r>
     </w:p>
     <w:p>
@@ -3432,16 +3474,16 @@
     <w:abstractNumId w:val="992"/>
   </w:num>
   <w:num w:numId="1009">
-    <w:abstractNumId w:val="992"/>
+    <w:abstractNumId w:val="993"/>
   </w:num>
   <w:num w:numId="1010">
-    <w:abstractNumId w:val="992"/>
+    <w:abstractNumId w:val="993"/>
   </w:num>
   <w:num w:numId="1011">
-    <w:abstractNumId w:val="992"/>
+    <w:abstractNumId w:val="993"/>
   </w:num>
   <w:num w:numId="1012">
-    <w:abstractNumId w:val="992"/>
+    <w:abstractNumId w:val="993"/>
   </w:num>
   <w:num w:numId="1013">
     <w:abstractNumId w:val="992"/>
